--- a/06_defense/export/最终交付核查清单.docx
+++ b/06_defense/export/最终交付核查清单.docx
@@ -74,6 +74,16 @@
           <w:sz w:val="22"/>
         </w:rPr>
         <w:t>`已完成`表示仓库中已有可复现材料；`部分完成`表示路径已建、仍缺人工截图或签字；`待现场`表示 PPT 成品或教师确认不能由仓库代替。</w:t>
+      </w:r>
+    </w:p>
+    <w:p>
+      <w:r>
+        <w:rPr>
+          <w:rFonts w:ascii="Microsoft YaHei" w:hAnsi="Microsoft YaHei" w:eastAsia="Microsoft YaHei"/>
+          <w:b w:val="0"/>
+          <w:sz w:val="22"/>
+        </w:rPr>
+        <w:t>**给老师看的 Word / PDF 在本目录 `export/`，先打开 `export/00-请先看这个.txt`。不要只交 Markdown。**</w:t>
       </w:r>
     </w:p>
     <w:p>
@@ -1452,7 +1462,7 @@
                 <w:rFonts w:ascii="Microsoft YaHei" w:hAnsi="Microsoft YaHei" w:eastAsia="Microsoft YaHei"/>
                 <w:sz w:val="18"/>
               </w:rPr>
-              <w:t>仓库根目录 [`提交包/`](../提交包/)：每份说明书同时有 `.docx` 和带图 `.pdf`，先看 `00-请先看这个.txt`</w:t>
+              <w:t>[`06_defense/export/`](export/)：每份说明书同时有 `.docx` 和 `.pdf`，先看 `export/00-请先看这个.txt`。根目录 `提交包/` 是同一套副本。</w:t>
             </w:r>
           </w:p>
         </w:tc>
@@ -1825,7 +1835,7 @@
                 <w:rFonts w:ascii="Microsoft YaHei" w:hAnsi="Microsoft YaHei" w:eastAsia="Microsoft YaHei"/>
                 <w:sz w:val="18"/>
               </w:rPr>
-              <w:t>`02_docs/images/33-MS-SPLIT.svg`、`02_docs/models/33-MS-SPLIT.mmd`</w:t>
+              <w:t>`02_docs/images/png/33-MS-SPLIT.png`、`02_docs/models/33-MS-SPLIT.mmd`</w:t>
             </w:r>
           </w:p>
         </w:tc>
@@ -2281,7 +2291,7 @@
                 <w:rFonts w:ascii="Microsoft YaHei" w:hAnsi="Microsoft YaHei" w:eastAsia="Microsoft YaHei"/>
                 <w:sz w:val="18"/>
               </w:rPr>
-              <w:t>[`06_defense/技术总结报告.md`](技术总结报告.md)；正式稿 [`提交包/06-技术总结报告.docx`](../提交包/06-技术总结报告.docx) / [`.pdf`](../提交包/06-技术总结报告.pdf)</w:t>
+              <w:t>[`06_defense/技术总结报告.md`](技术总结报告.md)；Word/PDF 在 [`export/`](export/)</w:t>
             </w:r>
           </w:p>
         </w:tc>
@@ -3236,7 +3246,7 @@
                 <w:rFonts w:ascii="Microsoft YaHei" w:hAnsi="Microsoft YaHei" w:eastAsia="Microsoft YaHei"/>
                 <w:sz w:val="18"/>
               </w:rPr>
-              <w:t>`提交包/` 已有 Word+带图 PDF；PPT、权重数字和全员确认待组内</w:t>
+              <w:t>`06_defense/export/` 已有 Word+PDF；PPT、权重数字和全员确认待组内</w:t>
             </w:r>
           </w:p>
         </w:tc>
@@ -3397,7 +3407,7 @@
           <w:b w:val="0"/>
           <w:sz w:val="22"/>
         </w:rPr>
-        <w:t>3. 组内填写个人权重并完成全员确认（`提交包/05-*.docx` 可直接填）。</w:t>
+        <w:t>3. 组内填写个人权重并完成全员确认（`06_defense/export/` 里的 Word 可直接填）。</w:t>
       </w:r>
     </w:p>
     <w:p>

--- a/06_defense/export/最终交付核查清单.docx
+++ b/06_defense/export/最终交付核查清单.docx
@@ -33,7 +33,7 @@
           <w:b w:val="0"/>
           <w:sz w:val="22"/>
         </w:rPr>
-        <w:t>核查日期：2026-09-02</w:t>
+        <w:t>核查日期：2026-09-03</w:t>
       </w:r>
     </w:p>
     <w:p>
@@ -63,7 +63,7 @@
           <w:b w:val="0"/>
           <w:sz w:val="22"/>
         </w:rPr>
-        <w:t>最新完整流水线：softw-ci-cd #77（Success）</w:t>
+        <w:t>已验证完整流水线：softw-ci-cd #77（Success）</w:t>
       </w:r>
     </w:p>
     <w:p>
@@ -74,6 +74,16 @@
           <w:sz w:val="22"/>
         </w:rPr>
         <w:t>`已完成`表示仓库中已有可复现材料；`部分完成`表示路径已建、仍缺人工截图或签字；`待现场`表示 PPT 成品或教师确认不能由仓库代替。</w:t>
+      </w:r>
+    </w:p>
+    <w:p>
+      <w:r>
+        <w:rPr>
+          <w:rFonts w:ascii="Microsoft YaHei" w:hAnsi="Microsoft YaHei" w:eastAsia="Microsoft YaHei"/>
+          <w:b w:val="0"/>
+          <w:sz w:val="22"/>
+        </w:rPr>
+        <w:t>**给老师看的 Word / PDF 在本目录 `export/`，先打开 `export/00-请先看这个.txt`。不要只交 Markdown。**</w:t>
       </w:r>
     </w:p>
     <w:p>
@@ -966,7 +976,7 @@
                 <w:rFonts w:ascii="Microsoft YaHei" w:hAnsi="Microsoft YaHei" w:eastAsia="Microsoft YaHei"/>
                 <w:sz w:val="18"/>
               </w:rPr>
-              <w:t>`backend/tests/`（80 通过、1 项按设计跳过）</w:t>
+              <w:t>`backend/tests/`（120/120 通过、1 项按设计跳过）</w:t>
             </w:r>
           </w:p>
         </w:tc>
@@ -1026,7 +1036,7 @@
                 <w:rFonts w:ascii="Microsoft YaHei" w:hAnsi="Microsoft YaHei" w:eastAsia="Microsoft YaHei"/>
                 <w:sz w:val="18"/>
               </w:rPr>
-              <w:t>`frontend/e2e/`（6/6，UC01-UC12）</w:t>
+              <w:t>`frontend/e2e/`（42/42，UC01-UC12 主流程、备选/异常流程和组合流程）</w:t>
             </w:r>
           </w:p>
         </w:tc>
@@ -1146,7 +1156,7 @@
                 <w:rFonts w:ascii="Microsoft YaHei" w:hAnsi="Microsoft YaHei" w:eastAsia="Microsoft YaHei"/>
                 <w:sz w:val="18"/>
               </w:rPr>
-              <w:t>[`04_tests/reports/tests/2026-09-02-功能测试部署完整复核.md`](../04_tests/reports/tests/2026-09-02-功能测试部署完整复核.md)</w:t>
+              <w:t>[`04_tests/reports/tests/2026-09-03-功能测试部署完整复核.md`](../04_tests/reports/tests/2026-09-03-功能测试部署完整复核.md)</w:t>
             </w:r>
           </w:p>
         </w:tc>
@@ -1189,7 +1199,7 @@
           <w:b w:val="0"/>
           <w:sz w:val="22"/>
         </w:rPr>
-        <w:t>终期口径以 2026-09-02 分项结果为准，不要与 8 月 25 日 E2E 4/4 的首日记录混用。</w:t>
+        <w:t>终期口径统一采用 2026-09-03 当前分项结果，详见 `04_tests/README.md`。</w:t>
       </w:r>
     </w:p>
     <w:p>
@@ -1452,7 +1462,7 @@
                 <w:rFonts w:ascii="Microsoft YaHei" w:hAnsi="Microsoft YaHei" w:eastAsia="Microsoft YaHei"/>
                 <w:sz w:val="18"/>
               </w:rPr>
-              <w:t>仓库根目录 [`提交包/`](../提交包/)：每份说明书同时有 `.docx` 和带图 `.pdf`，先看 `00-请先看这个.txt`</w:t>
+              <w:t>[`06_defense/export/`](export/)：每份说明书同时有 `.docx` 和 `.pdf`，先看 `export/00-请先看这个.txt`。根目录 `提交包/` 是同一套副本。</w:t>
             </w:r>
           </w:p>
         </w:tc>
@@ -2281,7 +2291,7 @@
                 <w:rFonts w:ascii="Microsoft YaHei" w:hAnsi="Microsoft YaHei" w:eastAsia="Microsoft YaHei"/>
                 <w:sz w:val="18"/>
               </w:rPr>
-              <w:t>[`06_defense/技术总结报告.md`](技术总结报告.md)；正式稿 [`提交包/06-技术总结报告.docx`](../提交包/06-技术总结报告.docx) / [`.pdf`](../提交包/06-技术总结报告.pdf)</w:t>
+              <w:t>[`06_defense/技术总结报告.md`](技术总结报告.md)；Word/PDF 在 [`export/`](export/)</w:t>
             </w:r>
           </w:p>
         </w:tc>
@@ -3236,7 +3246,7 @@
                 <w:rFonts w:ascii="Microsoft YaHei" w:hAnsi="Microsoft YaHei" w:eastAsia="Microsoft YaHei"/>
                 <w:sz w:val="18"/>
               </w:rPr>
-              <w:t>`提交包/` 已有 Word+带图 PDF；PPT、权重数字和全员确认待组内</w:t>
+              <w:t>`06_defense/export/` 已有 Word+PDF；PPT、权重数字和全员确认待组内</w:t>
             </w:r>
           </w:p>
         </w:tc>
@@ -3397,7 +3407,7 @@
           <w:b w:val="0"/>
           <w:sz w:val="22"/>
         </w:rPr>
-        <w:t>3. 组内填写个人权重并完成全员确认（`提交包/05-*.docx` 可直接填）。</w:t>
+        <w:t>3. 组内填写个人权重并完成全员确认（`06_defense/export/` 里的 Word 可直接填）。</w:t>
       </w:r>
     </w:p>
     <w:p>

--- a/06_defense/export/最终交付核查清单.docx
+++ b/06_defense/export/最终交付核查清单.docx
@@ -33,7 +33,7 @@
           <w:b w:val="0"/>
           <w:sz w:val="22"/>
         </w:rPr>
-        <w:t>核查日期：2026-09-03</w:t>
+        <w:t>核查日期：2026-09-02</w:t>
       </w:r>
     </w:p>
     <w:p>
@@ -63,7 +63,7 @@
           <w:b w:val="0"/>
           <w:sz w:val="22"/>
         </w:rPr>
-        <w:t>已验证完整流水线：softw-ci-cd #77（Success）</w:t>
+        <w:t>最新完整流水线：softw-ci-cd #77（Success）</w:t>
       </w:r>
     </w:p>
     <w:p>
@@ -976,7 +976,7 @@
                 <w:rFonts w:ascii="Microsoft YaHei" w:hAnsi="Microsoft YaHei" w:eastAsia="Microsoft YaHei"/>
                 <w:sz w:val="18"/>
               </w:rPr>
-              <w:t>`backend/tests/`（120/120 通过、1 项按设计跳过）</w:t>
+              <w:t>`backend/tests/`（80 通过、1 项按设计跳过）</w:t>
             </w:r>
           </w:p>
         </w:tc>
@@ -1036,7 +1036,7 @@
                 <w:rFonts w:ascii="Microsoft YaHei" w:hAnsi="Microsoft YaHei" w:eastAsia="Microsoft YaHei"/>
                 <w:sz w:val="18"/>
               </w:rPr>
-              <w:t>`frontend/e2e/`（42/42，UC01-UC12 主流程、备选/异常流程和组合流程）</w:t>
+              <w:t>`frontend/e2e/`（6/6，UC01-UC12）</w:t>
             </w:r>
           </w:p>
         </w:tc>
@@ -1156,7 +1156,7 @@
                 <w:rFonts w:ascii="Microsoft YaHei" w:hAnsi="Microsoft YaHei" w:eastAsia="Microsoft YaHei"/>
                 <w:sz w:val="18"/>
               </w:rPr>
-              <w:t>[`04_tests/reports/tests/2026-09-03-功能测试部署完整复核.md`](../04_tests/reports/tests/2026-09-03-功能测试部署完整复核.md)</w:t>
+              <w:t>[`04_tests/reports/tests/2026-09-02-功能测试部署完整复核.md`](../04_tests/reports/tests/2026-09-02-功能测试部署完整复核.md)</w:t>
             </w:r>
           </w:p>
         </w:tc>
@@ -1199,7 +1199,7 @@
           <w:b w:val="0"/>
           <w:sz w:val="22"/>
         </w:rPr>
-        <w:t>终期口径统一采用 2026-09-03 当前分项结果，详见 `04_tests/README.md`。</w:t>
+        <w:t>终期口径以 2026-09-02 分项结果为准，不要与 8 月 25 日 E2E 4/4 的首日记录混用。</w:t>
       </w:r>
     </w:p>
     <w:p>
@@ -1835,7 +1835,7 @@
                 <w:rFonts w:ascii="Microsoft YaHei" w:hAnsi="Microsoft YaHei" w:eastAsia="Microsoft YaHei"/>
                 <w:sz w:val="18"/>
               </w:rPr>
-              <w:t>`02_docs/images/33-MS-SPLIT.svg`、`02_docs/models/33-MS-SPLIT.mmd`</w:t>
+              <w:t>`02_docs/images/png/33-MS-SPLIT.png`、`02_docs/models/33-MS-SPLIT.mmd`</w:t>
             </w:r>
           </w:p>
         </w:tc>
